--- a/portfolio_media/Giannakopoulos_Christos.docx
+++ b/portfolio_media/Giannakopoulos_Christos.docx
@@ -1934,14 +1934,6 @@
       </w:r>
       <w:r>
         <w:t xml:space="preserve">   </w:t>
-      </w:r>
-      <w:r>
-        <w:rPr>
-          <w:rFonts w:ascii="Calibri" w:hAnsi="Calibri"/>
-          <w:color w:val="444444"/>
-          <w:sz w:val="20"/>
-        </w:rPr>
-        <w:t>Summer 2025</w:t>
       </w:r>
     </w:p>
     <w:p>
@@ -2279,7 +2271,7 @@
   <w:abstractNum w:abstractNumId="8" w15:restartNumberingAfterBreak="0">
     <w:nsid w:val="FFFFFF89"/>
     <w:multiLevelType w:val="singleLevel"/>
-    <w:tmpl w:val="43044642"/>
+    <w:tmpl w:val="26C0116E"/>
     <w:lvl w:ilvl="0">
       <w:start w:val="1"/>
       <w:numFmt w:val="bullet"/>

--- a/portfolio_media/Giannakopoulos_Christos.docx
+++ b/portfolio_media/Giannakopoulos_Christos.docx
@@ -551,7 +551,23 @@
           <w:color w:val="222222"/>
           <w:sz w:val="20"/>
         </w:rPr>
-        <w:t>, LLM fine-tuning, RAG</w:t>
+        <w:t xml:space="preserve">, LLM fine-tuning, </w:t>
+      </w:r>
+      <w:r>
+        <w:rPr>
+          <w:rFonts w:ascii="Calibri" w:hAnsi="Calibri"/>
+          <w:color w:val="222222"/>
+          <w:sz w:val="20"/>
+        </w:rPr>
+        <w:t xml:space="preserve">Agentic </w:t>
+      </w:r>
+      <w:r>
+        <w:rPr>
+          <w:rFonts w:ascii="Calibri" w:hAnsi="Calibri"/>
+          <w:color w:val="222222"/>
+          <w:sz w:val="20"/>
+        </w:rPr>
+        <w:t>RAG</w:t>
       </w:r>
     </w:p>
     <w:p>
@@ -573,25 +589,7 @@
           <w:color w:val="222222"/>
           <w:sz w:val="20"/>
         </w:rPr>
-        <w:t xml:space="preserve">HPC/SLURM clusters, multi-terabyte data pipelines; </w:t>
-      </w:r>
-      <w:proofErr w:type="spellStart"/>
-      <w:r>
-        <w:rPr>
-          <w:rFonts w:ascii="Calibri" w:hAnsi="Calibri"/>
-          <w:color w:val="222222"/>
-          <w:sz w:val="20"/>
-        </w:rPr>
-        <w:t>PySpark</w:t>
-      </w:r>
-      <w:proofErr w:type="spellEnd"/>
-      <w:r>
-        <w:rPr>
-          <w:rFonts w:ascii="Calibri" w:hAnsi="Calibri"/>
-          <w:color w:val="222222"/>
-          <w:sz w:val="20"/>
-        </w:rPr>
-        <w:t xml:space="preserve"> (familiar)</w:t>
+        <w:t>HPC/SLURM clusters, multi-terabyte data pipelines</w:t>
       </w:r>
     </w:p>
     <w:p>
@@ -861,15 +859,7 @@
           <w:color w:val="222222"/>
           <w:sz w:val="20"/>
         </w:rPr>
-        <w:t>Built</w:t>
-      </w:r>
-      <w:r>
-        <w:rPr>
-          <w:rFonts w:ascii="Calibri" w:hAnsi="Calibri"/>
-          <w:color w:val="222222"/>
-          <w:sz w:val="20"/>
-        </w:rPr>
-        <w:t xml:space="preserve"> an end-to-end </w:t>
+        <w:t xml:space="preserve">Built an end-to-end </w:t>
       </w:r>
       <w:r>
         <w:rPr>
@@ -886,23 +876,7 @@
           <w:color w:val="222222"/>
           <w:sz w:val="20"/>
         </w:rPr>
-        <w:t xml:space="preserve"> </w:t>
-      </w:r>
-      <w:r>
-        <w:rPr>
-          <w:rFonts w:ascii="Calibri" w:hAnsi="Calibri"/>
-          <w:color w:val="222222"/>
-          <w:sz w:val="20"/>
-        </w:rPr>
-        <w:t>using</w:t>
-      </w:r>
-      <w:r>
-        <w:rPr>
-          <w:rFonts w:ascii="Calibri" w:hAnsi="Calibri"/>
-          <w:color w:val="222222"/>
-          <w:sz w:val="20"/>
-        </w:rPr>
-        <w:t xml:space="preserve"> </w:t>
+        <w:t xml:space="preserve"> using </w:t>
       </w:r>
       <w:proofErr w:type="spellStart"/>
       <w:r>

--- a/portfolio_media/Giannakopoulos_Christos.docx
+++ b/portfolio_media/Giannakopoulos_Christos.docx
@@ -27,7 +27,7 @@
           <w:rFonts w:ascii="Calibri" w:hAnsi="Calibri"/>
           <w:color w:val="1F4E79"/>
         </w:rPr>
-        <w:t xml:space="preserve">Data Scientist  </w:t>
+        <w:t xml:space="preserve">Data Engineer &amp; Computational Scientist  </w:t>
       </w:r>
     </w:p>
     <w:p>
@@ -161,6 +161,11 @@
     <w:p>
       <w:pPr>
         <w:spacing w:before="40" w:after="0" w:line="240" w:lineRule="auto"/>
+        <w:rPr>
+          <w:rFonts w:ascii="Calibri" w:hAnsi="Calibri"/>
+          <w:color w:val="222222"/>
+          <w:sz w:val="20"/>
+        </w:rPr>
       </w:pPr>
       <w:r>
         <w:rPr>
@@ -168,7 +173,23 @@
           <w:color w:val="222222"/>
           <w:sz w:val="20"/>
         </w:rPr>
-        <w:t xml:space="preserve">Data Scientist with a Physics Ph.D. and </w:t>
+        <w:t xml:space="preserve">Data </w:t>
+      </w:r>
+      <w:r>
+        <w:rPr>
+          <w:rFonts w:ascii="Calibri" w:hAnsi="Calibri"/>
+          <w:color w:val="222222"/>
+          <w:sz w:val="20"/>
+        </w:rPr>
+        <w:t>Engineer and Computational Scientist</w:t>
+      </w:r>
+      <w:r>
+        <w:rPr>
+          <w:rFonts w:ascii="Calibri" w:hAnsi="Calibri"/>
+          <w:color w:val="222222"/>
+          <w:sz w:val="20"/>
+        </w:rPr>
+        <w:t xml:space="preserve"> with a Physics Ph.D. and </w:t>
       </w:r>
       <w:r>
         <w:rPr>
@@ -185,37 +206,189 @@
           <w:color w:val="222222"/>
           <w:sz w:val="20"/>
         </w:rPr>
-        <w:t xml:space="preserve"> of hands-on experience building and deploying </w:t>
-      </w:r>
-      <w:r>
-        <w:rPr>
-          <w:rFonts w:ascii="Calibri" w:hAnsi="Calibri"/>
-          <w:color w:val="222222"/>
-          <w:sz w:val="20"/>
-        </w:rPr>
-        <w:t>predictive</w:t>
-      </w:r>
-      <w:r>
-        <w:rPr>
-          <w:rFonts w:ascii="Calibri" w:hAnsi="Calibri"/>
-          <w:color w:val="222222"/>
-          <w:sz w:val="20"/>
-        </w:rPr>
-        <w:t xml:space="preserve"> models, designing </w:t>
+        <w:t xml:space="preserve"> of hands-on </w:t>
+      </w:r>
+      <w:r>
+        <w:rPr>
+          <w:rFonts w:ascii="Calibri" w:hAnsi="Calibri"/>
+          <w:color w:val="222222"/>
+          <w:sz w:val="20"/>
+        </w:rPr>
+        <w:t>designing, implementing,</w:t>
+      </w:r>
+      <w:r>
+        <w:rPr>
+          <w:rFonts w:ascii="Calibri" w:hAnsi="Calibri"/>
+          <w:color w:val="222222"/>
+          <w:sz w:val="20"/>
+        </w:rPr>
+        <w:t xml:space="preserve"> </w:t>
+      </w:r>
+      <w:r>
+        <w:rPr>
+          <w:rFonts w:ascii="Calibri" w:hAnsi="Calibri"/>
+          <w:color w:val="222222"/>
+          <w:sz w:val="20"/>
+        </w:rPr>
+        <w:t>and monitoring</w:t>
+      </w:r>
+      <w:r>
+        <w:rPr>
+          <w:rFonts w:ascii="Calibri" w:hAnsi="Calibri"/>
+          <w:color w:val="222222"/>
+          <w:sz w:val="20"/>
+        </w:rPr>
+        <w:t xml:space="preserve">, </w:t>
       </w:r>
       <w:r>
         <w:rPr>
           <w:rFonts w:ascii="Calibri" w:hAnsi="Calibri"/>
           <w:b/>
-          <w:color w:val="222222"/>
-          <w:sz w:val="20"/>
-        </w:rPr>
-        <w:t xml:space="preserve">end-to-end </w:t>
-      </w:r>
-      <w:r>
-        <w:rPr>
-          <w:rFonts w:ascii="Calibri" w:hAnsi="Calibri"/>
-          <w:b/>
+          <w:bCs/>
+          <w:color w:val="222222"/>
+          <w:sz w:val="20"/>
+        </w:rPr>
+        <w:t>production-grade ETL pipelines</w:t>
+      </w:r>
+      <w:r>
+        <w:rPr>
+          <w:rFonts w:ascii="Calibri" w:hAnsi="Calibri"/>
+          <w:color w:val="222222"/>
+          <w:sz w:val="20"/>
+        </w:rPr>
+        <w:t xml:space="preserve"> on </w:t>
+      </w:r>
+      <w:r>
+        <w:rPr>
+          <w:rFonts w:ascii="Calibri" w:hAnsi="Calibri"/>
+          <w:color w:val="222222"/>
+          <w:sz w:val="20"/>
+        </w:rPr>
+        <w:t>distributed HPC clusters processing multi-terabyte datasets.</w:t>
+      </w:r>
+      <w:r>
+        <w:rPr>
+          <w:rFonts w:ascii="Calibri" w:hAnsi="Calibri"/>
+          <w:color w:val="222222"/>
+          <w:sz w:val="20"/>
+        </w:rPr>
+        <w:t xml:space="preserve"> D</w:t>
+      </w:r>
+      <w:r>
+        <w:rPr>
+          <w:rFonts w:ascii="Calibri" w:hAnsi="Calibri"/>
+          <w:color w:val="222222"/>
+          <w:sz w:val="20"/>
+        </w:rPr>
+        <w:t>eep</w:t>
+      </w:r>
+      <w:r>
+        <w:rPr>
+          <w:rFonts w:ascii="Calibri" w:hAnsi="Calibri"/>
+          <w:color w:val="222222"/>
+          <w:sz w:val="20"/>
+        </w:rPr>
+        <w:t xml:space="preserve"> </w:t>
+      </w:r>
+      <w:r>
+        <w:rPr>
+          <w:rFonts w:ascii="Calibri" w:hAnsi="Calibri"/>
+          <w:color w:val="222222"/>
+          <w:sz w:val="20"/>
+        </w:rPr>
+        <w:t>expertise in Python</w:t>
+      </w:r>
+      <w:r>
+        <w:rPr>
+          <w:rFonts w:ascii="Calibri" w:hAnsi="Calibri"/>
+          <w:color w:val="222222"/>
+          <w:sz w:val="20"/>
+        </w:rPr>
+        <w:t xml:space="preserve"> (5+ years)</w:t>
+      </w:r>
+      <w:r>
+        <w:rPr>
+          <w:rFonts w:ascii="Calibri" w:hAnsi="Calibri"/>
+          <w:color w:val="222222"/>
+          <w:sz w:val="20"/>
+        </w:rPr>
+        <w:t xml:space="preserve"> and MATLAB (6+ years)</w:t>
+      </w:r>
+      <w:r>
+        <w:rPr>
+          <w:rFonts w:ascii="Calibri" w:hAnsi="Calibri"/>
+          <w:color w:val="222222"/>
+          <w:sz w:val="20"/>
+        </w:rPr>
+        <w:t xml:space="preserve"> </w:t>
+      </w:r>
+      <w:r>
+        <w:rPr>
+          <w:rFonts w:ascii="Calibri" w:hAnsi="Calibri"/>
+          <w:color w:val="222222"/>
+          <w:sz w:val="20"/>
+        </w:rPr>
+        <w:t>and</w:t>
+      </w:r>
+      <w:r>
+        <w:rPr>
+          <w:rFonts w:ascii="Calibri" w:hAnsi="Calibri"/>
+          <w:color w:val="222222"/>
+          <w:sz w:val="20"/>
+        </w:rPr>
+        <w:t xml:space="preserve"> a</w:t>
+      </w:r>
+      <w:r>
+        <w:rPr>
+          <w:rFonts w:ascii="Calibri" w:hAnsi="Calibri"/>
+          <w:color w:val="222222"/>
+          <w:sz w:val="20"/>
+        </w:rPr>
+        <w:t xml:space="preserve"> proven track record</w:t>
+      </w:r>
+      <w:r>
+        <w:rPr>
+          <w:rFonts w:ascii="Calibri" w:hAnsi="Calibri"/>
+          <w:color w:val="222222"/>
+          <w:sz w:val="20"/>
+        </w:rPr>
+        <w:t xml:space="preserve"> of</w:t>
+      </w:r>
+      <w:r>
+        <w:rPr>
+          <w:rFonts w:ascii="Calibri" w:hAnsi="Calibri"/>
+          <w:color w:val="222222"/>
+          <w:sz w:val="20"/>
+        </w:rPr>
+        <w:t xml:space="preserve"> converting research prototypes into versioned, reproducible analytical </w:t>
+      </w:r>
+      <w:r>
+        <w:rPr>
+          <w:rFonts w:ascii="Calibri" w:hAnsi="Calibri"/>
+          <w:color w:val="222222"/>
+          <w:sz w:val="20"/>
+        </w:rPr>
+        <w:t>systems</w:t>
+      </w:r>
+      <w:r>
+        <w:rPr>
+          <w:rFonts w:ascii="Calibri" w:hAnsi="Calibri"/>
+          <w:color w:val="222222"/>
+          <w:sz w:val="20"/>
+        </w:rPr>
+        <w:t xml:space="preserve"> </w:t>
+      </w:r>
+      <w:r>
+        <w:rPr>
+          <w:rFonts w:ascii="Calibri" w:hAnsi="Calibri"/>
+          <w:color w:val="222222"/>
+          <w:sz w:val="20"/>
+        </w:rPr>
+        <w:t xml:space="preserve">adopted as </w:t>
+      </w:r>
+      <w:r>
+        <w:rPr>
+          <w:rFonts w:ascii="Calibri" w:hAnsi="Calibri"/>
           <w:color w:val="222222"/>
           <w:sz w:val="20"/>
         </w:rPr>
@@ -224,142 +397,50 @@
       <w:r>
         <w:rPr>
           <w:rFonts w:ascii="Calibri" w:hAnsi="Calibri"/>
-          <w:b/>
-          <w:color w:val="222222"/>
-          <w:sz w:val="20"/>
-        </w:rPr>
-        <w:t xml:space="preserve"> pipelines</w:t>
-      </w:r>
-      <w:r>
-        <w:rPr>
-          <w:rFonts w:ascii="Calibri" w:hAnsi="Calibri"/>
-          <w:color w:val="222222"/>
-          <w:sz w:val="20"/>
-        </w:rPr>
-        <w:t xml:space="preserve">, and mining </w:t>
-      </w:r>
-      <w:r>
-        <w:rPr>
-          <w:rFonts w:ascii="Calibri" w:hAnsi="Calibri"/>
-          <w:b/>
-          <w:color w:val="222222"/>
-          <w:sz w:val="20"/>
-        </w:rPr>
-        <w:t>unstructured data</w:t>
-      </w:r>
-      <w:r>
-        <w:rPr>
-          <w:rFonts w:ascii="Calibri" w:hAnsi="Calibri"/>
-          <w:color w:val="222222"/>
-          <w:sz w:val="20"/>
-        </w:rPr>
-        <w:t xml:space="preserve"> using </w:t>
-      </w:r>
-      <w:r>
-        <w:rPr>
-          <w:rFonts w:ascii="Calibri" w:hAnsi="Calibri"/>
-          <w:color w:val="222222"/>
-          <w:sz w:val="20"/>
-        </w:rPr>
-        <w:t xml:space="preserve">advanced statistical, and machine learning techniques including </w:t>
-      </w:r>
-      <w:r>
-        <w:rPr>
-          <w:rFonts w:ascii="Calibri" w:hAnsi="Calibri"/>
-          <w:b/>
-          <w:color w:val="222222"/>
-          <w:sz w:val="20"/>
-        </w:rPr>
-        <w:t>natural language processing (NLP)</w:t>
-      </w:r>
-      <w:r>
-        <w:rPr>
-          <w:rFonts w:ascii="Calibri" w:hAnsi="Calibri"/>
-          <w:color w:val="222222"/>
-          <w:sz w:val="20"/>
-        </w:rPr>
-        <w:t xml:space="preserve"> </w:t>
-      </w:r>
-      <w:r>
-        <w:rPr>
-          <w:rFonts w:ascii="Calibri" w:hAnsi="Calibri"/>
-          <w:color w:val="222222"/>
-          <w:sz w:val="20"/>
-        </w:rPr>
-        <w:t>for</w:t>
-      </w:r>
-      <w:r>
-        <w:rPr>
-          <w:rFonts w:ascii="Calibri" w:hAnsi="Calibri"/>
-          <w:color w:val="222222"/>
-          <w:sz w:val="20"/>
-        </w:rPr>
-        <w:t xml:space="preserve"> topic detection, </w:t>
-      </w:r>
-      <w:r>
-        <w:rPr>
-          <w:rFonts w:ascii="Calibri" w:hAnsi="Calibri"/>
-          <w:color w:val="222222"/>
-          <w:sz w:val="20"/>
-        </w:rPr>
-        <w:t xml:space="preserve">and </w:t>
-      </w:r>
-      <w:r>
-        <w:rPr>
-          <w:rFonts w:ascii="Calibri" w:hAnsi="Calibri"/>
-          <w:color w:val="222222"/>
-          <w:sz w:val="20"/>
-        </w:rPr>
-        <w:t xml:space="preserve">keyword extraction. Proven ability to independently drive analytics projects from definition </w:t>
-      </w:r>
-      <w:r>
-        <w:rPr>
-          <w:rFonts w:ascii="Calibri" w:hAnsi="Calibri"/>
-          <w:color w:val="222222"/>
-          <w:sz w:val="20"/>
-        </w:rPr>
-        <w:t>to</w:t>
-      </w:r>
-      <w:r>
-        <w:rPr>
-          <w:rFonts w:ascii="Calibri" w:hAnsi="Calibri"/>
-          <w:color w:val="222222"/>
-          <w:sz w:val="20"/>
-        </w:rPr>
-        <w:t xml:space="preserve"> solution </w:t>
-      </w:r>
-      <w:r>
-        <w:rPr>
-          <w:rFonts w:ascii="Calibri" w:hAnsi="Calibri"/>
-          <w:color w:val="222222"/>
-          <w:sz w:val="20"/>
-        </w:rPr>
-        <w:t xml:space="preserve">and </w:t>
-      </w:r>
-      <w:r>
-        <w:rPr>
-          <w:rFonts w:ascii="Calibri" w:hAnsi="Calibri"/>
-          <w:color w:val="222222"/>
-          <w:sz w:val="20"/>
-        </w:rPr>
-        <w:t xml:space="preserve">implementation on </w:t>
-      </w:r>
-      <w:r>
-        <w:rPr>
-          <w:rFonts w:ascii="Calibri" w:hAnsi="Calibri"/>
-          <w:b/>
-          <w:color w:val="222222"/>
-          <w:sz w:val="20"/>
-        </w:rPr>
-        <w:t>distributed computing</w:t>
-      </w:r>
-      <w:r>
-        <w:rPr>
-          <w:rFonts w:ascii="Calibri" w:hAnsi="Calibri"/>
-          <w:color w:val="222222"/>
-          <w:sz w:val="20"/>
-        </w:rPr>
-        <w:t xml:space="preserve"> environments while translating complex findings into clear, actionable recommendations for non-technical stakeholders. </w:t>
+          <w:color w:val="222222"/>
+          <w:sz w:val="20"/>
+        </w:rPr>
+        <w:t xml:space="preserve"> standards by </w:t>
+      </w:r>
+      <w:r>
+        <w:rPr>
+          <w:rFonts w:ascii="Calibri" w:hAnsi="Calibri"/>
+          <w:color w:val="222222"/>
+          <w:sz w:val="20"/>
+        </w:rPr>
+        <w:t xml:space="preserve">a </w:t>
+      </w:r>
+      <w:r>
+        <w:rPr>
+          <w:rFonts w:ascii="Calibri" w:hAnsi="Calibri"/>
+          <w:color w:val="222222"/>
+          <w:sz w:val="20"/>
+        </w:rPr>
+        <w:t>50+ person collaboration</w:t>
+      </w:r>
+      <w:r>
+        <w:rPr>
+          <w:rFonts w:ascii="Calibri" w:hAnsi="Calibri"/>
+          <w:color w:val="222222"/>
+          <w:sz w:val="20"/>
+        </w:rPr>
+        <w:t>.</w:t>
+      </w:r>
+      <w:r>
+        <w:rPr>
+          <w:rFonts w:ascii="Calibri" w:hAnsi="Calibri"/>
+          <w:color w:val="222222"/>
+          <w:sz w:val="20"/>
+        </w:rPr>
+        <w:t xml:space="preserve"> Proficient </w:t>
+      </w:r>
+      <w:r>
+        <w:rPr>
+          <w:rFonts w:ascii="Calibri" w:hAnsi="Calibri"/>
+          <w:color w:val="222222"/>
+          <w:sz w:val="20"/>
+        </w:rPr>
+        <w:t>in developing sophisticated data modeling schemas for data collection, analysis and validation, by using advanced mathematical, statistical, and machine learning tools.</w:t>
       </w:r>
     </w:p>
     <w:p>
@@ -475,15 +556,49 @@
           <w:color w:val="1F4E79"/>
           <w:sz w:val="20"/>
         </w:rPr>
-        <w:t xml:space="preserve">ML &amp; Data Science: </w:t>
-      </w:r>
-      <w:r>
-        <w:rPr>
-          <w:rFonts w:ascii="Calibri" w:hAnsi="Calibri"/>
-          <w:color w:val="222222"/>
-          <w:sz w:val="20"/>
-        </w:rPr>
-        <w:t>scikit-learn, TensorFlow, Keras, NumPy, Pandas, SciPy, Matplotlib; supervised &amp; unsupervised ML, feature engineering</w:t>
+        <w:t xml:space="preserve">Data </w:t>
+      </w:r>
+      <w:r>
+        <w:rPr>
+          <w:rFonts w:ascii="Calibri" w:hAnsi="Calibri"/>
+          <w:b/>
+          <w:color w:val="1F4E79"/>
+          <w:sz w:val="20"/>
+        </w:rPr>
+        <w:t>Engineering</w:t>
+      </w:r>
+      <w:r>
+        <w:rPr>
+          <w:rFonts w:ascii="Calibri" w:hAnsi="Calibri"/>
+          <w:b/>
+          <w:color w:val="1F4E79"/>
+          <w:sz w:val="20"/>
+        </w:rPr>
+        <w:t xml:space="preserve">: </w:t>
+      </w:r>
+      <w:r>
+        <w:rPr>
+          <w:rFonts w:ascii="Calibri" w:hAnsi="Calibri"/>
+          <w:color w:val="222222"/>
+          <w:sz w:val="20"/>
+        </w:rPr>
+        <w:t>scikit-learn, TensorFlow, Keras, NumPy, Pandas, SciPy, Matplotlib</w:t>
+      </w:r>
+      <w:r>
+        <w:rPr>
+          <w:rFonts w:ascii="Calibri" w:hAnsi="Calibri"/>
+          <w:color w:val="222222"/>
+          <w:sz w:val="20"/>
+        </w:rPr>
+        <w:t>,</w:t>
+      </w:r>
+      <w:r>
+        <w:rPr>
+          <w:rFonts w:ascii="Calibri" w:hAnsi="Calibri"/>
+          <w:color w:val="222222"/>
+          <w:sz w:val="20"/>
+        </w:rPr>
+        <w:t xml:space="preserve"> supervised &amp; unsupervised ML, feature engineering</w:t>
       </w:r>
     </w:p>
     <w:p>
@@ -569,6 +684,14 @@
         </w:rPr>
         <w:t>RAG</w:t>
       </w:r>
+      <w:r>
+        <w:rPr>
+          <w:rFonts w:ascii="Calibri" w:hAnsi="Calibri"/>
+          <w:color w:val="222222"/>
+          <w:sz w:val="20"/>
+        </w:rPr>
+        <w:t>, Bayesian Inference, Gaussian Processes</w:t>
+      </w:r>
     </w:p>
     <w:p>
       <w:pPr>
@@ -589,7 +712,7 @@
           <w:color w:val="222222"/>
           <w:sz w:val="20"/>
         </w:rPr>
-        <w:t>HPC/SLURM clusters, multi-terabyte data pipelines</w:t>
+        <w:t>HPC/SLURM clusters (Harvard Cannon, multi-terabyte pipelines), job scheduling, distributed compute management</w:t>
       </w:r>
     </w:p>
     <w:p>
@@ -612,6 +735,14 @@
           <w:sz w:val="20"/>
         </w:rPr>
         <w:t>Git/GitHub, Docker, Linux, end-to-end pipeline orchestration</w:t>
+      </w:r>
+      <w:r>
+        <w:rPr>
+          <w:rFonts w:ascii="Calibri" w:hAnsi="Calibri"/>
+          <w:color w:val="222222"/>
+          <w:sz w:val="20"/>
+        </w:rPr>
+        <w:t>, Docker</w:t>
       </w:r>
     </w:p>
     <w:p>
@@ -849,816 +980,61 @@
     </w:p>
     <w:p>
       <w:pPr>
-        <w:pStyle w:val="ListBullet"/>
-        <w:spacing w:after="0" w:line="240" w:lineRule="auto"/>
-        <w:ind w:left="432" w:hanging="259"/>
-      </w:pPr>
-      <w:r>
-        <w:rPr>
-          <w:rFonts w:ascii="Calibri" w:hAnsi="Calibri"/>
-          <w:color w:val="222222"/>
-          <w:sz w:val="20"/>
-        </w:rPr>
-        <w:t xml:space="preserve">Built an end-to-end </w:t>
-      </w:r>
-      <w:r>
-        <w:rPr>
-          <w:rFonts w:ascii="Calibri" w:hAnsi="Calibri"/>
-          <w:b/>
-          <w:color w:val="222222"/>
-          <w:sz w:val="20"/>
-        </w:rPr>
-        <w:t>NLP pipeline</w:t>
-      </w:r>
-      <w:r>
-        <w:rPr>
-          <w:rFonts w:ascii="Calibri" w:hAnsi="Calibri"/>
-          <w:color w:val="222222"/>
-          <w:sz w:val="20"/>
-        </w:rPr>
-        <w:t xml:space="preserve"> using </w:t>
-      </w:r>
-      <w:proofErr w:type="spellStart"/>
-      <w:r>
-        <w:rPr>
-          <w:rFonts w:ascii="Calibri" w:hAnsi="Calibri"/>
-          <w:color w:val="222222"/>
-          <w:sz w:val="20"/>
-        </w:rPr>
-        <w:t>spaCy</w:t>
-      </w:r>
-      <w:proofErr w:type="spellEnd"/>
-      <w:r>
-        <w:rPr>
-          <w:rFonts w:ascii="Calibri" w:hAnsi="Calibri"/>
-          <w:color w:val="222222"/>
-          <w:sz w:val="20"/>
-        </w:rPr>
-        <w:t xml:space="preserve"> </w:t>
-      </w:r>
-      <w:r>
-        <w:rPr>
-          <w:rFonts w:ascii="Calibri" w:hAnsi="Calibri"/>
-          <w:color w:val="222222"/>
-          <w:sz w:val="20"/>
-        </w:rPr>
-        <w:t>to mine</w:t>
-      </w:r>
-      <w:r>
-        <w:rPr>
-          <w:rFonts w:ascii="Calibri" w:hAnsi="Calibri"/>
-          <w:color w:val="222222"/>
-          <w:sz w:val="20"/>
-        </w:rPr>
-        <w:t xml:space="preserve"> </w:t>
-      </w:r>
-      <w:r>
-        <w:rPr>
-          <w:rFonts w:ascii="Calibri" w:hAnsi="Calibri"/>
-          <w:b/>
-          <w:color w:val="222222"/>
-          <w:sz w:val="20"/>
-        </w:rPr>
-        <w:t xml:space="preserve">large-scale, multi-source unstructured </w:t>
-      </w:r>
-      <w:r>
-        <w:rPr>
-          <w:rFonts w:ascii="Calibri" w:hAnsi="Calibri"/>
-          <w:b/>
-          <w:color w:val="222222"/>
-          <w:sz w:val="20"/>
-        </w:rPr>
-        <w:t>data</w:t>
-      </w:r>
-      <w:r>
-        <w:rPr>
-          <w:rFonts w:ascii="Calibri" w:hAnsi="Calibri"/>
-          <w:color w:val="222222"/>
-          <w:sz w:val="20"/>
-        </w:rPr>
-        <w:t xml:space="preserve">, enabling </w:t>
-      </w:r>
-      <w:r>
-        <w:rPr>
-          <w:rFonts w:ascii="Calibri" w:hAnsi="Calibri"/>
-          <w:b/>
-          <w:color w:val="222222"/>
-          <w:sz w:val="20"/>
-        </w:rPr>
-        <w:t xml:space="preserve">named entity recognition (NER) </w:t>
-      </w:r>
-      <w:r>
-        <w:rPr>
-          <w:rFonts w:ascii="Calibri" w:hAnsi="Calibri"/>
-          <w:bCs/>
-          <w:color w:val="222222"/>
-          <w:sz w:val="20"/>
-        </w:rPr>
-        <w:t xml:space="preserve">and </w:t>
-      </w:r>
-      <w:r>
-        <w:rPr>
-          <w:rFonts w:ascii="Calibri" w:hAnsi="Calibri"/>
-          <w:b/>
-          <w:color w:val="222222"/>
-          <w:sz w:val="20"/>
-        </w:rPr>
-        <w:t>topic detection</w:t>
-      </w:r>
-      <w:r>
-        <w:rPr>
-          <w:rFonts w:ascii="Calibri" w:hAnsi="Calibri"/>
-          <w:color w:val="222222"/>
-          <w:sz w:val="20"/>
-        </w:rPr>
-        <w:t xml:space="preserve">, </w:t>
-      </w:r>
-      <w:r>
-        <w:rPr>
-          <w:rFonts w:ascii="Calibri" w:hAnsi="Calibri"/>
-          <w:color w:val="222222"/>
-          <w:sz w:val="20"/>
-        </w:rPr>
-        <w:t xml:space="preserve">reducing manual review time by </w:t>
-      </w:r>
-      <w:r>
-        <w:rPr>
-          <w:rFonts w:ascii="Calibri" w:hAnsi="Calibri"/>
-          <w:b/>
-          <w:color w:val="222222"/>
-          <w:sz w:val="20"/>
-        </w:rPr>
-        <w:t>3</w:t>
-      </w:r>
-      <w:r>
-        <w:rPr>
-          <w:rFonts w:ascii="Calibri" w:hAnsi="Calibri"/>
-          <w:b/>
-          <w:color w:val="222222"/>
-          <w:sz w:val="20"/>
-        </w:rPr>
-        <w:t>5</w:t>
-      </w:r>
-      <w:r>
-        <w:rPr>
-          <w:rFonts w:ascii="Calibri" w:hAnsi="Calibri"/>
-          <w:b/>
-          <w:color w:val="222222"/>
-          <w:sz w:val="20"/>
-        </w:rPr>
-        <w:t>%</w:t>
-      </w:r>
-      <w:r>
-        <w:rPr>
-          <w:rFonts w:ascii="Calibri" w:hAnsi="Calibri"/>
-          <w:color w:val="222222"/>
-          <w:sz w:val="20"/>
-        </w:rPr>
-        <w:t>.</w:t>
-      </w:r>
-    </w:p>
-    <w:p>
-      <w:pPr>
-        <w:pStyle w:val="ListBullet"/>
-        <w:spacing w:after="0" w:line="240" w:lineRule="auto"/>
-        <w:ind w:left="432" w:hanging="259"/>
-      </w:pPr>
-      <w:r>
-        <w:rPr>
-          <w:rFonts w:ascii="Calibri" w:hAnsi="Calibri"/>
-          <w:color w:val="222222"/>
-          <w:sz w:val="20"/>
-        </w:rPr>
-        <w:t xml:space="preserve">Conducted extensive </w:t>
-      </w:r>
-      <w:r>
-        <w:rPr>
-          <w:rFonts w:ascii="Calibri" w:hAnsi="Calibri"/>
-          <w:b/>
-          <w:color w:val="222222"/>
-          <w:sz w:val="20"/>
-        </w:rPr>
-        <w:t>exploratory data analysis</w:t>
-      </w:r>
-      <w:r>
-        <w:rPr>
-          <w:rFonts w:ascii="Calibri" w:hAnsi="Calibri"/>
-          <w:color w:val="222222"/>
-          <w:sz w:val="20"/>
-        </w:rPr>
-        <w:t xml:space="preserve"> on high-dimensional, noisy sensor datasets; created new input </w:t>
-      </w:r>
-      <w:r>
-        <w:rPr>
-          <w:rFonts w:ascii="Calibri" w:hAnsi="Calibri"/>
-          <w:b/>
-          <w:color w:val="222222"/>
-          <w:sz w:val="20"/>
-        </w:rPr>
-        <w:t>features</w:t>
-      </w:r>
-      <w:r>
-        <w:rPr>
-          <w:rFonts w:ascii="Calibri" w:hAnsi="Calibri"/>
-          <w:color w:val="222222"/>
-          <w:sz w:val="20"/>
-        </w:rPr>
-        <w:t xml:space="preserve"> through domain-informed </w:t>
-      </w:r>
-      <w:r>
-        <w:rPr>
-          <w:rFonts w:ascii="Calibri" w:hAnsi="Calibri"/>
-          <w:b/>
-          <w:color w:val="222222"/>
-          <w:sz w:val="20"/>
-        </w:rPr>
-        <w:t>feature engineering</w:t>
-      </w:r>
-      <w:r>
-        <w:rPr>
-          <w:rFonts w:ascii="Calibri" w:hAnsi="Calibri"/>
-          <w:color w:val="222222"/>
-          <w:sz w:val="20"/>
-        </w:rPr>
-        <w:t xml:space="preserve"> and dimensionality reduction (PCA/SVD), </w:t>
-      </w:r>
-      <w:r>
-        <w:rPr>
-          <w:rFonts w:ascii="Calibri" w:hAnsi="Calibri"/>
-          <w:color w:val="222222"/>
-          <w:sz w:val="20"/>
-        </w:rPr>
-        <w:t xml:space="preserve">extracting insights that improve model confidence by </w:t>
-      </w:r>
-      <w:r>
-        <w:rPr>
-          <w:rFonts w:ascii="Calibri" w:hAnsi="Calibri"/>
-          <w:b/>
-          <w:bCs/>
-          <w:color w:val="222222"/>
-          <w:sz w:val="20"/>
-        </w:rPr>
-        <w:t>95%</w:t>
-      </w:r>
-      <w:r>
-        <w:rPr>
-          <w:rFonts w:ascii="Calibri" w:hAnsi="Calibri"/>
-          <w:color w:val="222222"/>
-          <w:sz w:val="20"/>
-        </w:rPr>
-        <w:t>.</w:t>
-      </w:r>
-    </w:p>
-    <w:p>
-      <w:pPr>
-        <w:pStyle w:val="ListBullet"/>
-        <w:spacing w:after="0" w:line="240" w:lineRule="auto"/>
-        <w:ind w:left="432" w:hanging="259"/>
-      </w:pPr>
-      <w:r>
-        <w:rPr>
-          <w:rFonts w:ascii="Calibri" w:hAnsi="Calibri"/>
-          <w:color w:val="222222"/>
-          <w:sz w:val="20"/>
-        </w:rPr>
-        <w:t xml:space="preserve">Built and optimized </w:t>
-      </w:r>
-      <w:r>
-        <w:rPr>
-          <w:rFonts w:ascii="Calibri" w:hAnsi="Calibri"/>
-          <w:b/>
-          <w:bCs/>
-          <w:color w:val="222222"/>
-          <w:sz w:val="20"/>
-        </w:rPr>
-        <w:t>predictive models</w:t>
-      </w:r>
-      <w:r>
-        <w:rPr>
-          <w:rFonts w:ascii="Calibri" w:hAnsi="Calibri"/>
-          <w:color w:val="222222"/>
-          <w:sz w:val="20"/>
-        </w:rPr>
-        <w:t xml:space="preserve"> on complex, multi-</w:t>
-      </w:r>
-      <w:r>
-        <w:rPr>
-          <w:rFonts w:ascii="Calibri" w:hAnsi="Calibri"/>
-          <w:color w:val="222222"/>
-          <w:sz w:val="20"/>
-        </w:rPr>
-        <w:t>modal</w:t>
-      </w:r>
-      <w:r>
-        <w:rPr>
-          <w:rFonts w:ascii="Calibri" w:hAnsi="Calibri"/>
-          <w:color w:val="222222"/>
-          <w:sz w:val="20"/>
-        </w:rPr>
-        <w:t xml:space="preserve"> datasets (time series, point clouds, spatial maps) using </w:t>
-      </w:r>
-      <w:r>
-        <w:rPr>
-          <w:rFonts w:ascii="Calibri" w:hAnsi="Calibri"/>
-          <w:color w:val="222222"/>
-          <w:sz w:val="20"/>
-        </w:rPr>
-        <w:t>advanc</w:t>
-      </w:r>
-      <w:r>
-        <w:rPr>
-          <w:rFonts w:ascii="Calibri" w:hAnsi="Calibri"/>
-          <w:color w:val="222222"/>
-          <w:sz w:val="20"/>
-        </w:rPr>
-        <w:t>ed</w:t>
-      </w:r>
-      <w:r>
-        <w:rPr>
-          <w:rFonts w:ascii="Calibri" w:hAnsi="Calibri"/>
-          <w:color w:val="222222"/>
-          <w:sz w:val="20"/>
-        </w:rPr>
-        <w:t xml:space="preserve"> mathematical and statistical</w:t>
-      </w:r>
-      <w:r>
-        <w:rPr>
-          <w:rFonts w:ascii="Calibri" w:hAnsi="Calibri"/>
-          <w:color w:val="222222"/>
-          <w:sz w:val="20"/>
-        </w:rPr>
-        <w:t xml:space="preserve"> techniques (Gaussian processes</w:t>
-      </w:r>
-      <w:r>
-        <w:rPr>
-          <w:rFonts w:ascii="Calibri" w:hAnsi="Calibri"/>
-          <w:color w:val="222222"/>
-          <w:sz w:val="20"/>
-        </w:rPr>
-        <w:t>, Bayesian inference</w:t>
-      </w:r>
-      <w:r>
-        <w:rPr>
-          <w:rFonts w:ascii="Calibri" w:hAnsi="Calibri"/>
-          <w:color w:val="222222"/>
-          <w:sz w:val="20"/>
-        </w:rPr>
-        <w:t xml:space="preserve">), improving detection sensitivity by a factor of </w:t>
-      </w:r>
-      <w:r>
-        <w:rPr>
-          <w:rFonts w:ascii="Calibri" w:hAnsi="Calibri"/>
-          <w:b/>
-          <w:color w:val="222222"/>
-          <w:sz w:val="20"/>
-        </w:rPr>
-        <w:t>2</w:t>
-      </w:r>
-      <w:r>
-        <w:rPr>
-          <w:rFonts w:ascii="Calibri" w:hAnsi="Calibri"/>
-          <w:b/>
-          <w:color w:val="222222"/>
-          <w:sz w:val="20"/>
-        </w:rPr>
-        <w:t>×</w:t>
-      </w:r>
-      <w:r>
-        <w:rPr>
-          <w:rFonts w:ascii="Calibri" w:hAnsi="Calibri"/>
-          <w:color w:val="222222"/>
-          <w:sz w:val="20"/>
-        </w:rPr>
-        <w:t>.</w:t>
-      </w:r>
-    </w:p>
-    <w:p>
-      <w:pPr>
-        <w:pStyle w:val="ListBullet"/>
-        <w:spacing w:after="0" w:line="240" w:lineRule="auto"/>
-        <w:ind w:left="432" w:hanging="259"/>
-      </w:pPr>
-      <w:r>
-        <w:rPr>
-          <w:rFonts w:ascii="Calibri" w:hAnsi="Calibri"/>
-          <w:color w:val="222222"/>
-          <w:sz w:val="20"/>
-        </w:rPr>
-        <w:t xml:space="preserve">Maintained large-scale data pipelines processing </w:t>
-      </w:r>
-      <w:r>
-        <w:rPr>
-          <w:rFonts w:ascii="Calibri" w:hAnsi="Calibri"/>
-          <w:b/>
-          <w:color w:val="222222"/>
-          <w:sz w:val="20"/>
-        </w:rPr>
-        <w:t>multi-terabyte datasets</w:t>
-      </w:r>
-      <w:r>
-        <w:rPr>
-          <w:rFonts w:ascii="Calibri" w:hAnsi="Calibri"/>
-          <w:color w:val="222222"/>
-          <w:sz w:val="20"/>
-        </w:rPr>
-        <w:t xml:space="preserve"> on </w:t>
-      </w:r>
-      <w:r>
-        <w:rPr>
-          <w:rFonts w:ascii="Calibri" w:hAnsi="Calibri"/>
-          <w:b/>
-          <w:color w:val="222222"/>
-          <w:sz w:val="20"/>
-        </w:rPr>
-        <w:t>distributed computing clusters</w:t>
-      </w:r>
-      <w:r>
-        <w:rPr>
-          <w:rFonts w:ascii="Calibri" w:hAnsi="Calibri"/>
-          <w:color w:val="222222"/>
-          <w:sz w:val="20"/>
-        </w:rPr>
-        <w:t>, delivering production-quality analytical outputs under strict deadlines.</w:t>
-      </w:r>
-    </w:p>
-    <w:p>
-      <w:pPr>
-        <w:pStyle w:val="ListBullet"/>
-        <w:spacing w:after="0" w:line="240" w:lineRule="auto"/>
-        <w:ind w:left="432" w:hanging="259"/>
-      </w:pPr>
-      <w:r>
-        <w:rPr>
-          <w:rFonts w:ascii="Calibri" w:hAnsi="Calibri"/>
-          <w:color w:val="222222"/>
-          <w:sz w:val="20"/>
-        </w:rPr>
-        <w:t xml:space="preserve">Designed and executed </w:t>
-      </w:r>
-      <w:r>
-        <w:rPr>
-          <w:rFonts w:ascii="Calibri" w:hAnsi="Calibri"/>
-          <w:color w:val="222222"/>
-          <w:sz w:val="20"/>
-        </w:rPr>
-        <w:t>novel data acquisition strategies</w:t>
-      </w:r>
-      <w:r>
-        <w:rPr>
-          <w:rFonts w:ascii="Calibri" w:hAnsi="Calibri"/>
-          <w:color w:val="222222"/>
-          <w:sz w:val="20"/>
-        </w:rPr>
-        <w:t xml:space="preserve">; built statistical validation tools that cross-validated model outputs against independent measurements, meeting analysis deadlines </w:t>
-      </w:r>
-      <w:r>
-        <w:rPr>
-          <w:rFonts w:ascii="Calibri" w:hAnsi="Calibri"/>
-          <w:b/>
-          <w:color w:val="222222"/>
-          <w:sz w:val="20"/>
-        </w:rPr>
-        <w:t>50% sooner</w:t>
-      </w:r>
-      <w:r>
-        <w:rPr>
-          <w:rFonts w:ascii="Calibri" w:hAnsi="Calibri"/>
-          <w:color w:val="222222"/>
-          <w:sz w:val="20"/>
-        </w:rPr>
-        <w:t xml:space="preserve"> and enabling </w:t>
-      </w:r>
-      <w:r>
-        <w:rPr>
-          <w:rFonts w:ascii="Calibri" w:hAnsi="Calibri"/>
-          <w:b/>
-          <w:color w:val="222222"/>
-          <w:sz w:val="20"/>
-        </w:rPr>
-        <w:t>data-driven decisions</w:t>
-      </w:r>
-      <w:r>
-        <w:rPr>
-          <w:rFonts w:ascii="Calibri" w:hAnsi="Calibri"/>
-          <w:color w:val="222222"/>
-          <w:sz w:val="20"/>
-        </w:rPr>
-        <w:t xml:space="preserve"> for program stakeholders.</w:t>
-      </w:r>
-    </w:p>
-    <w:p>
-      <w:pPr>
-        <w:pStyle w:val="ListBullet"/>
-        <w:spacing w:after="0" w:line="240" w:lineRule="auto"/>
-        <w:ind w:left="432" w:hanging="259"/>
-      </w:pPr>
-      <w:r>
-        <w:rPr>
-          <w:rFonts w:ascii="Calibri" w:hAnsi="Calibri"/>
-          <w:color w:val="222222"/>
-          <w:sz w:val="20"/>
-        </w:rPr>
-        <w:t xml:space="preserve">Developed </w:t>
-      </w:r>
-      <w:r>
-        <w:rPr>
-          <w:rFonts w:ascii="Calibri" w:hAnsi="Calibri"/>
-          <w:color w:val="222222"/>
-          <w:sz w:val="20"/>
-        </w:rPr>
-        <w:t>model validation</w:t>
-      </w:r>
-      <w:r>
-        <w:rPr>
-          <w:rFonts w:ascii="Calibri" w:hAnsi="Calibri"/>
-          <w:color w:val="222222"/>
-          <w:sz w:val="20"/>
-        </w:rPr>
-        <w:t xml:space="preserve"> frameworks to quantify previously unmeasured </w:t>
-      </w:r>
-      <w:r>
-        <w:rPr>
-          <w:rFonts w:ascii="Calibri" w:hAnsi="Calibri"/>
-          <w:color w:val="222222"/>
-          <w:sz w:val="20"/>
-        </w:rPr>
-        <w:t>model uncertainties</w:t>
-      </w:r>
-      <w:r>
-        <w:rPr>
-          <w:rFonts w:ascii="Calibri" w:hAnsi="Calibri"/>
-          <w:color w:val="222222"/>
-          <w:sz w:val="20"/>
-        </w:rPr>
-        <w:t xml:space="preserve">, benchmarking </w:t>
-      </w:r>
-      <w:r>
-        <w:rPr>
-          <w:rFonts w:ascii="Calibri" w:hAnsi="Calibri"/>
-          <w:b/>
-          <w:color w:val="222222"/>
-          <w:sz w:val="20"/>
-        </w:rPr>
-        <w:t>end-to-end system performance</w:t>
-      </w:r>
-      <w:r>
-        <w:rPr>
-          <w:rFonts w:ascii="Calibri" w:hAnsi="Calibri"/>
-          <w:color w:val="222222"/>
-          <w:sz w:val="20"/>
-        </w:rPr>
-        <w:t xml:space="preserve"> and informing hardware design trade-offs, resulting in a </w:t>
-      </w:r>
-      <w:r>
-        <w:rPr>
-          <w:rFonts w:ascii="Calibri" w:hAnsi="Calibri"/>
-          <w:b/>
-          <w:color w:val="222222"/>
-          <w:sz w:val="20"/>
-        </w:rPr>
-        <w:t>78% reduction in compute costs</w:t>
-      </w:r>
-      <w:r>
-        <w:rPr>
-          <w:rFonts w:ascii="Calibri" w:hAnsi="Calibri"/>
-          <w:color w:val="222222"/>
-          <w:sz w:val="20"/>
-        </w:rPr>
-        <w:t>.</w:t>
-      </w:r>
-    </w:p>
-    <w:p>
-      <w:pPr>
-        <w:pStyle w:val="ListBullet"/>
-        <w:spacing w:after="0" w:line="240" w:lineRule="auto"/>
-        <w:ind w:left="432" w:hanging="259"/>
-      </w:pPr>
-      <w:r>
-        <w:rPr>
-          <w:rFonts w:ascii="Calibri" w:hAnsi="Calibri"/>
-          <w:color w:val="222222"/>
-          <w:sz w:val="20"/>
-        </w:rPr>
-        <w:t xml:space="preserve">Led a </w:t>
-      </w:r>
-      <w:r>
-        <w:rPr>
-          <w:rFonts w:ascii="Calibri" w:hAnsi="Calibri"/>
-          <w:b/>
-          <w:color w:val="222222"/>
-          <w:sz w:val="20"/>
-        </w:rPr>
-        <w:t>cross-functional team</w:t>
-      </w:r>
-      <w:r>
-        <w:rPr>
-          <w:rFonts w:ascii="Calibri" w:hAnsi="Calibri"/>
-          <w:color w:val="222222"/>
-          <w:sz w:val="20"/>
-        </w:rPr>
-        <w:t xml:space="preserve"> on a six-month project resulting in </w:t>
-      </w:r>
-      <w:r>
-        <w:rPr>
-          <w:rFonts w:ascii="Calibri" w:hAnsi="Calibri"/>
-          <w:color w:val="222222"/>
-          <w:sz w:val="20"/>
-        </w:rPr>
-        <w:t xml:space="preserve">published </w:t>
-      </w:r>
-      <w:r>
-        <w:rPr>
-          <w:rFonts w:ascii="Calibri" w:hAnsi="Calibri"/>
-          <w:color w:val="222222"/>
-          <w:sz w:val="20"/>
-        </w:rPr>
-        <w:t xml:space="preserve">deliverables that became the </w:t>
-      </w:r>
-      <w:r>
-        <w:rPr>
-          <w:rFonts w:ascii="Calibri" w:hAnsi="Calibri"/>
-          <w:b/>
-          <w:color w:val="222222"/>
-          <w:sz w:val="20"/>
-        </w:rPr>
-        <w:t>program-wide analysis standard</w:t>
-      </w:r>
-      <w:r>
-        <w:rPr>
-          <w:rFonts w:ascii="Calibri" w:hAnsi="Calibri"/>
-          <w:color w:val="222222"/>
-          <w:sz w:val="20"/>
-        </w:rPr>
-        <w:t>.</w:t>
-      </w:r>
-    </w:p>
-    <w:p>
-      <w:pPr>
-        <w:pStyle w:val="ListBullet"/>
-        <w:spacing w:after="0" w:line="240" w:lineRule="auto"/>
-        <w:ind w:left="432" w:hanging="259"/>
-      </w:pPr>
-      <w:r>
-        <w:rPr>
-          <w:rFonts w:ascii="Calibri" w:hAnsi="Calibri"/>
-          <w:color w:val="222222"/>
-          <w:sz w:val="20"/>
-        </w:rPr>
-        <w:t xml:space="preserve">Designed scalable algorithms improving pipeline runtime by </w:t>
-      </w:r>
-      <w:r>
-        <w:rPr>
-          <w:rFonts w:ascii="Calibri" w:hAnsi="Calibri"/>
-          <w:b/>
-          <w:color w:val="222222"/>
-          <w:sz w:val="20"/>
-        </w:rPr>
-        <w:t>8×</w:t>
-      </w:r>
-      <w:r>
-        <w:rPr>
-          <w:rFonts w:ascii="Calibri" w:hAnsi="Calibri"/>
-          <w:color w:val="222222"/>
-          <w:sz w:val="20"/>
-        </w:rPr>
-        <w:t>, enabling near real-time data quality monitoring across distributed infrastructure</w:t>
-      </w:r>
-      <w:r>
-        <w:rPr>
-          <w:rFonts w:ascii="Calibri" w:hAnsi="Calibri"/>
-          <w:color w:val="222222"/>
-          <w:sz w:val="20"/>
-        </w:rPr>
-        <w:t xml:space="preserve"> (high performance compute clusters)</w:t>
-      </w:r>
-      <w:r>
-        <w:rPr>
-          <w:rFonts w:ascii="Calibri" w:hAnsi="Calibri"/>
-          <w:color w:val="222222"/>
-          <w:sz w:val="20"/>
-        </w:rPr>
-        <w:t>.</w:t>
-      </w:r>
-    </w:p>
-    <w:p>
-      <w:pPr>
-        <w:pStyle w:val="ListBullet"/>
-        <w:spacing w:after="0" w:line="240" w:lineRule="auto"/>
-        <w:ind w:left="432" w:hanging="259"/>
-      </w:pPr>
-      <w:r>
-        <w:rPr>
-          <w:rFonts w:ascii="Calibri" w:hAnsi="Calibri"/>
-          <w:color w:val="222222"/>
-          <w:sz w:val="20"/>
-        </w:rPr>
-        <w:t xml:space="preserve">Architected a </w:t>
-      </w:r>
-      <w:r>
-        <w:rPr>
-          <w:rFonts w:ascii="Calibri" w:hAnsi="Calibri"/>
-          <w:b/>
-          <w:bCs/>
-          <w:color w:val="222222"/>
-          <w:sz w:val="20"/>
-        </w:rPr>
-        <w:t>self-correcting RAG</w:t>
-      </w:r>
-      <w:r>
-        <w:rPr>
-          <w:rFonts w:ascii="Calibri" w:hAnsi="Calibri"/>
-          <w:color w:val="222222"/>
-          <w:sz w:val="20"/>
-        </w:rPr>
-        <w:t xml:space="preserve"> custom agent leveraging the 8B Llama 3.1 LLM to provide domain-specific Q&amp;A.</w:t>
-      </w:r>
-    </w:p>
-    <w:p>
-      <w:pPr>
-        <w:pStyle w:val="ListBullet"/>
-        <w:spacing w:after="0" w:line="240" w:lineRule="auto"/>
-        <w:ind w:left="432" w:hanging="259"/>
-      </w:pPr>
-      <w:r>
-        <w:rPr>
-          <w:rFonts w:ascii="Calibri" w:hAnsi="Calibri"/>
-          <w:color w:val="222222"/>
-          <w:sz w:val="20"/>
-        </w:rPr>
-        <w:t xml:space="preserve">Served as </w:t>
-      </w:r>
-      <w:r>
-        <w:rPr>
-          <w:rFonts w:ascii="Calibri" w:hAnsi="Calibri"/>
-          <w:b/>
-          <w:color w:val="222222"/>
-          <w:sz w:val="20"/>
-        </w:rPr>
-        <w:t>subject matter expert</w:t>
-      </w:r>
-      <w:r>
-        <w:rPr>
-          <w:rFonts w:ascii="Calibri" w:hAnsi="Calibri"/>
-          <w:color w:val="222222"/>
-          <w:sz w:val="20"/>
-        </w:rPr>
-        <w:t xml:space="preserve"> for </w:t>
-      </w:r>
-      <w:r>
-        <w:rPr>
-          <w:rFonts w:ascii="Calibri" w:hAnsi="Calibri"/>
-          <w:color w:val="222222"/>
-          <w:sz w:val="20"/>
-        </w:rPr>
-        <w:t>data system performance and model validation</w:t>
-      </w:r>
-      <w:r>
-        <w:rPr>
-          <w:rFonts w:ascii="Calibri" w:hAnsi="Calibri"/>
-          <w:color w:val="222222"/>
-          <w:sz w:val="20"/>
-        </w:rPr>
-        <w:t xml:space="preserve"> and</w:t>
-      </w:r>
-      <w:r>
-        <w:rPr>
-          <w:rFonts w:ascii="Calibri" w:hAnsi="Calibri"/>
-          <w:color w:val="222222"/>
-          <w:sz w:val="20"/>
-        </w:rPr>
-        <w:t xml:space="preserve"> mentored junior researchers in statistical methods, analysis best practices, and ML workflows.</w:t>
-      </w:r>
-    </w:p>
-    <w:p>
-      <w:pPr>
+        <w:pStyle w:val="ListParagraph"/>
+        <w:numPr>
+          <w:ilvl w:val="0"/>
+          <w:numId w:val="10"/>
+        </w:numPr>
         <w:tabs>
           <w:tab w:val="right" w:pos="9072"/>
         </w:tabs>
         <w:spacing w:after="0" w:line="240" w:lineRule="auto"/>
+        <w:rPr>
+          <w:rFonts w:ascii="Calibri" w:hAnsi="Calibri"/>
+          <w:color w:val="222222"/>
+          <w:sz w:val="20"/>
+        </w:rPr>
       </w:pPr>
       <w:r>
         <w:rPr>
           <w:rFonts w:ascii="Calibri" w:hAnsi="Calibri"/>
           <w:b/>
-          <w:color w:val="222222"/>
-          <w:sz w:val="21"/>
-        </w:rPr>
-        <w:t xml:space="preserve">Teaching </w:t>
+          <w:bCs/>
+          <w:color w:val="222222"/>
+          <w:sz w:val="20"/>
+        </w:rPr>
+        <w:t>Designed, implemented, and monitored production ETL pipelines</w:t>
+      </w:r>
+      <w:r>
+        <w:rPr>
+          <w:rFonts w:ascii="Calibri" w:hAnsi="Calibri"/>
+          <w:color w:val="222222"/>
+          <w:sz w:val="20"/>
+        </w:rPr>
+        <w:t xml:space="preserve"> processing </w:t>
       </w:r>
       <w:r>
         <w:rPr>
           <w:rFonts w:ascii="Calibri" w:hAnsi="Calibri"/>
           <w:b/>
-          <w:color w:val="222222"/>
-          <w:sz w:val="21"/>
-        </w:rPr>
-        <w:t>Assistant</w:t>
-      </w:r>
-      <w:r>
-        <w:rPr>
-          <w:rFonts w:ascii="Calibri" w:hAnsi="Calibri"/>
-          <w:i/>
-          <w:color w:val="444444"/>
+          <w:bCs/>
+          <w:color w:val="222222"/>
+          <w:sz w:val="20"/>
+        </w:rPr>
+        <w:t>multi-terabyte datasets</w:t>
+      </w:r>
+      <w:r>
+        <w:rPr>
+          <w:rFonts w:ascii="Calibri" w:hAnsi="Calibri"/>
+          <w:color w:val="222222"/>
+          <w:sz w:val="20"/>
+        </w:rPr>
+        <w:t xml:space="preserve"> on</w:t>
+      </w:r>
+      <w:r>
+        <w:rPr>
+          <w:rFonts w:ascii="Calibri" w:hAnsi="Calibri"/>
+          <w:color w:val="222222"/>
           <w:sz w:val="20"/>
         </w:rPr>
         <w:t xml:space="preserve"> </w:t>
@@ -1666,45 +1042,15 @@
       <w:r>
         <w:rPr>
           <w:rFonts w:ascii="Calibri" w:hAnsi="Calibri"/>
-          <w:i/>
-          <w:color w:val="444444"/>
-          <w:sz w:val="20"/>
-        </w:rPr>
-        <w:t>— University</w:t>
-      </w:r>
-      <w:r>
-        <w:rPr>
-          <w:rFonts w:ascii="Calibri" w:hAnsi="Calibri"/>
-          <w:i/>
-          <w:color w:val="444444"/>
-          <w:sz w:val="20"/>
-        </w:rPr>
-        <w:t xml:space="preserve"> of Cincinnati</w:t>
-      </w:r>
-      <w:r>
-        <w:tab/>
-      </w:r>
-      <w:r>
-        <w:tab/>
-      </w:r>
-      <w:r>
-        <w:tab/>
-      </w:r>
-      <w:r>
-        <w:t xml:space="preserve">      </w:t>
-      </w:r>
-      <w:r>
-        <w:rPr>
-          <w:rFonts w:ascii="Calibri" w:hAnsi="Calibri"/>
-          <w:color w:val="444444"/>
-          <w:sz w:val="20"/>
-        </w:rPr>
-        <w:t>2019 –</w:t>
-      </w:r>
-      <w:r>
-        <w:rPr>
-          <w:rFonts w:ascii="Calibri" w:hAnsi="Calibri"/>
-          <w:color w:val="444444"/>
+          <w:color w:val="222222"/>
+          <w:sz w:val="20"/>
+        </w:rPr>
+        <w:t>distributed HPC/SLURM clusters</w:t>
+      </w:r>
+      <w:r>
+        <w:rPr>
+          <w:rFonts w:ascii="Calibri" w:hAnsi="Calibri"/>
+          <w:color w:val="222222"/>
           <w:sz w:val="20"/>
         </w:rPr>
         <w:t xml:space="preserve"> </w:t>
@@ -1712,42 +1058,660 @@
       <w:r>
         <w:rPr>
           <w:rFonts w:ascii="Calibri" w:hAnsi="Calibri"/>
-          <w:color w:val="444444"/>
-          <w:sz w:val="20"/>
-        </w:rPr>
-        <w:t>2021</w:t>
+          <w:color w:val="222222"/>
+          <w:sz w:val="20"/>
+        </w:rPr>
+        <w:t>(including Harvard's Cannon HPC)</w:t>
+      </w:r>
+      <w:r>
+        <w:rPr>
+          <w:rFonts w:ascii="Calibri" w:hAnsi="Calibri"/>
+          <w:color w:val="222222"/>
+          <w:sz w:val="20"/>
+        </w:rPr>
+        <w:t xml:space="preserve">, </w:t>
+      </w:r>
+      <w:r>
+        <w:rPr>
+          <w:rFonts w:ascii="Calibri" w:hAnsi="Calibri"/>
+          <w:color w:val="222222"/>
+          <w:sz w:val="20"/>
+        </w:rPr>
+        <w:t>with</w:t>
+      </w:r>
+      <w:r>
+        <w:rPr>
+          <w:rFonts w:ascii="Calibri" w:hAnsi="Calibri"/>
+          <w:color w:val="222222"/>
+          <w:sz w:val="20"/>
+        </w:rPr>
+        <w:t xml:space="preserve"> </w:t>
+      </w:r>
+      <w:r>
+        <w:rPr>
+          <w:rFonts w:ascii="Calibri" w:hAnsi="Calibri"/>
+          <w:color w:val="222222"/>
+          <w:sz w:val="20"/>
+        </w:rPr>
+        <w:t>version-</w:t>
+      </w:r>
+      <w:r>
+        <w:rPr>
+          <w:rFonts w:ascii="Calibri" w:hAnsi="Calibri"/>
+          <w:color w:val="222222"/>
+          <w:sz w:val="20"/>
+        </w:rPr>
+        <w:t xml:space="preserve">controlled </w:t>
+      </w:r>
+      <w:r>
+        <w:rPr>
+          <w:rFonts w:ascii="Calibri" w:hAnsi="Calibri"/>
+          <w:color w:val="222222"/>
+          <w:sz w:val="20"/>
+        </w:rPr>
+        <w:t>outputs</w:t>
+      </w:r>
+      <w:r>
+        <w:rPr>
+          <w:rFonts w:ascii="Calibri" w:hAnsi="Calibri"/>
+          <w:color w:val="222222"/>
+          <w:sz w:val="20"/>
+        </w:rPr>
+        <w:t xml:space="preserve"> adopted as the </w:t>
+      </w:r>
+      <w:r>
+        <w:rPr>
+          <w:rFonts w:ascii="Calibri" w:hAnsi="Calibri"/>
+          <w:b/>
+          <w:bCs/>
+          <w:color w:val="222222"/>
+          <w:sz w:val="20"/>
+        </w:rPr>
+        <w:t>program-wide analytical standard</w:t>
+      </w:r>
+      <w:r>
+        <w:rPr>
+          <w:rFonts w:ascii="Calibri" w:hAnsi="Calibri"/>
+          <w:color w:val="222222"/>
+          <w:sz w:val="20"/>
+        </w:rPr>
+        <w:t xml:space="preserve"> for a 50+ person multi-institution collaboration.</w:t>
       </w:r>
     </w:p>
     <w:p>
       <w:pPr>
-        <w:pStyle w:val="ListBullet"/>
-        <w:spacing w:before="20" w:after="0" w:line="240" w:lineRule="auto"/>
-        <w:ind w:left="432" w:hanging="259"/>
+        <w:pStyle w:val="ListParagraph"/>
+        <w:numPr>
+          <w:ilvl w:val="0"/>
+          <w:numId w:val="10"/>
+        </w:numPr>
+        <w:tabs>
+          <w:tab w:val="right" w:pos="9072"/>
+        </w:tabs>
+        <w:spacing w:after="0" w:line="240" w:lineRule="auto"/>
+        <w:rPr>
+          <w:rFonts w:ascii="Calibri" w:hAnsi="Calibri"/>
+          <w:color w:val="222222"/>
+          <w:sz w:val="20"/>
+        </w:rPr>
       </w:pPr>
       <w:r>
         <w:rPr>
           <w:rFonts w:ascii="Calibri" w:hAnsi="Calibri"/>
-          <w:color w:val="222222"/>
-          <w:sz w:val="20"/>
-        </w:rPr>
-        <w:t xml:space="preserve">Instructed 200+ students while implemented active-learning techniques that improved engagement and outcomes by </w:t>
-      </w:r>
-      <w:r>
-        <w:rPr>
-          <w:rFonts w:ascii="Calibri" w:hAnsi="Calibri"/>
           <w:b/>
-          <w:color w:val="222222"/>
-          <w:sz w:val="20"/>
-        </w:rPr>
-        <w:t>78%</w:t>
-      </w:r>
-      <w:r>
-        <w:rPr>
-          <w:rFonts w:ascii="Calibri" w:hAnsi="Calibri"/>
-          <w:color w:val="222222"/>
-          <w:sz w:val="20"/>
-        </w:rPr>
-        <w:t>. Recognized for translating complex technical material into clear, accessible explanations.</w:t>
+          <w:bCs/>
+          <w:color w:val="222222"/>
+          <w:sz w:val="20"/>
+        </w:rPr>
+        <w:t>Redesigned core pipeline architecture</w:t>
+      </w:r>
+      <w:r>
+        <w:rPr>
+          <w:rFonts w:ascii="Calibri" w:hAnsi="Calibri"/>
+          <w:color w:val="222222"/>
+          <w:sz w:val="20"/>
+        </w:rPr>
+        <w:t xml:space="preserve">, improving runtime by </w:t>
+      </w:r>
+      <w:r>
+        <w:rPr>
+          <w:rFonts w:ascii="Calibri" w:hAnsi="Calibri"/>
+          <w:b/>
+          <w:bCs/>
+          <w:color w:val="222222"/>
+          <w:sz w:val="20"/>
+        </w:rPr>
+        <w:t>8×</w:t>
+      </w:r>
+      <w:r>
+        <w:rPr>
+          <w:rFonts w:ascii="Calibri" w:hAnsi="Calibri"/>
+          <w:color w:val="222222"/>
+          <w:sz w:val="20"/>
+        </w:rPr>
+        <w:t xml:space="preserve"> and enabling near real-time data quality monitoring across distributed compute infrastructure.</w:t>
+      </w:r>
+    </w:p>
+    <w:p>
+      <w:pPr>
+        <w:pStyle w:val="ListParagraph"/>
+        <w:numPr>
+          <w:ilvl w:val="0"/>
+          <w:numId w:val="10"/>
+        </w:numPr>
+        <w:tabs>
+          <w:tab w:val="right" w:pos="9072"/>
+        </w:tabs>
+        <w:spacing w:after="0" w:line="240" w:lineRule="auto"/>
+        <w:rPr>
+          <w:rFonts w:ascii="Calibri" w:hAnsi="Calibri"/>
+          <w:color w:val="222222"/>
+          <w:sz w:val="20"/>
+        </w:rPr>
+      </w:pPr>
+      <w:r>
+        <w:rPr>
+          <w:rFonts w:ascii="Calibri" w:hAnsi="Calibri"/>
+          <w:b/>
+          <w:bCs/>
+          <w:color w:val="222222"/>
+          <w:sz w:val="20"/>
+        </w:rPr>
+        <w:t>Developed model validation frameworks</w:t>
+      </w:r>
+      <w:r>
+        <w:rPr>
+          <w:rFonts w:ascii="Calibri" w:hAnsi="Calibri"/>
+          <w:color w:val="222222"/>
+          <w:sz w:val="20"/>
+        </w:rPr>
+        <w:t xml:space="preserve"> to quantify previously unmeasured systematic uncertainties and benchmark end-to-end system performance, informing hardware design trade-offs and achieving a </w:t>
+      </w:r>
+      <w:r>
+        <w:rPr>
+          <w:rFonts w:ascii="Calibri" w:hAnsi="Calibri"/>
+          <w:b/>
+          <w:bCs/>
+          <w:color w:val="222222"/>
+          <w:sz w:val="20"/>
+        </w:rPr>
+        <w:t>78% reduction in compute costs</w:t>
+      </w:r>
+      <w:r>
+        <w:rPr>
+          <w:rFonts w:ascii="Calibri" w:hAnsi="Calibri"/>
+          <w:color w:val="222222"/>
+          <w:sz w:val="20"/>
+        </w:rPr>
+        <w:t>.</w:t>
+      </w:r>
+    </w:p>
+    <w:p>
+      <w:pPr>
+        <w:pStyle w:val="ListParagraph"/>
+        <w:numPr>
+          <w:ilvl w:val="0"/>
+          <w:numId w:val="10"/>
+        </w:numPr>
+        <w:tabs>
+          <w:tab w:val="right" w:pos="9072"/>
+        </w:tabs>
+        <w:spacing w:after="0" w:line="240" w:lineRule="auto"/>
+        <w:rPr>
+          <w:rFonts w:ascii="Calibri" w:hAnsi="Calibri"/>
+          <w:color w:val="222222"/>
+          <w:sz w:val="20"/>
+        </w:rPr>
+      </w:pPr>
+      <w:r>
+        <w:rPr>
+          <w:rFonts w:ascii="Calibri" w:hAnsi="Calibri"/>
+          <w:color w:val="222222"/>
+          <w:sz w:val="20"/>
+        </w:rPr>
+        <w:t xml:space="preserve">Built </w:t>
+      </w:r>
+      <w:r>
+        <w:rPr>
+          <w:rFonts w:ascii="Calibri" w:hAnsi="Calibri"/>
+          <w:b/>
+          <w:bCs/>
+          <w:color w:val="222222"/>
+          <w:sz w:val="20"/>
+        </w:rPr>
+        <w:t>statistical data quality and provenance tools</w:t>
+      </w:r>
+      <w:r>
+        <w:rPr>
+          <w:rFonts w:ascii="Calibri" w:hAnsi="Calibri"/>
+          <w:color w:val="222222"/>
+          <w:sz w:val="20"/>
+        </w:rPr>
+        <w:t xml:space="preserve"> that cross-validated pipeline outputs against independent</w:t>
+      </w:r>
+      <w:r>
+        <w:rPr>
+          <w:rFonts w:ascii="Calibri" w:hAnsi="Calibri"/>
+          <w:color w:val="222222"/>
+          <w:sz w:val="20"/>
+        </w:rPr>
+        <w:t xml:space="preserve"> </w:t>
+      </w:r>
+      <w:r>
+        <w:rPr>
+          <w:rFonts w:ascii="Calibri" w:hAnsi="Calibri"/>
+          <w:color w:val="222222"/>
+          <w:sz w:val="20"/>
+        </w:rPr>
+        <w:t xml:space="preserve">measurements, enabling data-driven decisions for program stakeholders and meeting analysis deadlines </w:t>
+      </w:r>
+      <w:r>
+        <w:rPr>
+          <w:rFonts w:ascii="Calibri" w:hAnsi="Calibri"/>
+          <w:b/>
+          <w:bCs/>
+          <w:color w:val="222222"/>
+          <w:sz w:val="20"/>
+        </w:rPr>
+        <w:t>50% sooner</w:t>
+      </w:r>
+      <w:r>
+        <w:rPr>
+          <w:rFonts w:ascii="Calibri" w:hAnsi="Calibri"/>
+          <w:color w:val="222222"/>
+          <w:sz w:val="20"/>
+        </w:rPr>
+        <w:t>.</w:t>
+      </w:r>
+    </w:p>
+    <w:p>
+      <w:pPr>
+        <w:pStyle w:val="ListParagraph"/>
+        <w:numPr>
+          <w:ilvl w:val="0"/>
+          <w:numId w:val="10"/>
+        </w:numPr>
+        <w:tabs>
+          <w:tab w:val="right" w:pos="9072"/>
+        </w:tabs>
+        <w:spacing w:after="0" w:line="240" w:lineRule="auto"/>
+        <w:rPr>
+          <w:rFonts w:ascii="Calibri" w:hAnsi="Calibri"/>
+          <w:color w:val="222222"/>
+          <w:sz w:val="20"/>
+        </w:rPr>
+      </w:pPr>
+      <w:r>
+        <w:rPr>
+          <w:rFonts w:ascii="Calibri" w:hAnsi="Calibri"/>
+          <w:b/>
+          <w:bCs/>
+          <w:color w:val="222222"/>
+          <w:sz w:val="20"/>
+        </w:rPr>
+        <w:t>Optimized predictive models</w:t>
+      </w:r>
+      <w:r>
+        <w:rPr>
+          <w:rFonts w:ascii="Calibri" w:hAnsi="Calibri"/>
+          <w:color w:val="222222"/>
+          <w:sz w:val="20"/>
+        </w:rPr>
+        <w:t xml:space="preserve"> on complex, multi-modal datasets (time series, point clouds, spatial maps) using</w:t>
+      </w:r>
+      <w:r>
+        <w:rPr>
+          <w:rFonts w:ascii="Calibri" w:hAnsi="Calibri"/>
+          <w:color w:val="222222"/>
+          <w:sz w:val="20"/>
+        </w:rPr>
+        <w:t xml:space="preserve"> </w:t>
+      </w:r>
+      <w:r>
+        <w:rPr>
+          <w:rFonts w:ascii="Calibri" w:hAnsi="Calibri"/>
+          <w:color w:val="222222"/>
+          <w:sz w:val="20"/>
+        </w:rPr>
+        <w:t>Gaussian processes and Bayesian inference, improving detection sensitivity by 2×.</w:t>
+      </w:r>
+    </w:p>
+    <w:p>
+      <w:pPr>
+        <w:pStyle w:val="ListParagraph"/>
+        <w:numPr>
+          <w:ilvl w:val="0"/>
+          <w:numId w:val="10"/>
+        </w:numPr>
+        <w:tabs>
+          <w:tab w:val="right" w:pos="9072"/>
+        </w:tabs>
+        <w:spacing w:after="0" w:line="240" w:lineRule="auto"/>
+        <w:rPr>
+          <w:rFonts w:ascii="Calibri" w:hAnsi="Calibri"/>
+          <w:color w:val="222222"/>
+          <w:sz w:val="20"/>
+        </w:rPr>
+      </w:pPr>
+      <w:r>
+        <w:rPr>
+          <w:rFonts w:ascii="Calibri" w:hAnsi="Calibri"/>
+          <w:color w:val="222222"/>
+          <w:sz w:val="20"/>
+        </w:rPr>
+        <w:t xml:space="preserve">Built an </w:t>
+      </w:r>
+      <w:r>
+        <w:rPr>
+          <w:rFonts w:ascii="Calibri" w:hAnsi="Calibri"/>
+          <w:b/>
+          <w:bCs/>
+          <w:color w:val="222222"/>
+          <w:sz w:val="20"/>
+        </w:rPr>
+        <w:t>end-to-end NLP data pipeline</w:t>
+      </w:r>
+      <w:r>
+        <w:rPr>
+          <w:rFonts w:ascii="Calibri" w:hAnsi="Calibri"/>
+          <w:color w:val="222222"/>
+          <w:sz w:val="20"/>
+        </w:rPr>
+        <w:t xml:space="preserve"> using </w:t>
+      </w:r>
+      <w:proofErr w:type="spellStart"/>
+      <w:r>
+        <w:rPr>
+          <w:rFonts w:ascii="Calibri" w:hAnsi="Calibri"/>
+          <w:color w:val="222222"/>
+          <w:sz w:val="20"/>
+        </w:rPr>
+        <w:t>spaCy</w:t>
+      </w:r>
+      <w:proofErr w:type="spellEnd"/>
+      <w:r>
+        <w:rPr>
+          <w:rFonts w:ascii="Calibri" w:hAnsi="Calibri"/>
+          <w:color w:val="222222"/>
+          <w:sz w:val="20"/>
+        </w:rPr>
+        <w:t xml:space="preserve"> to ingest and process large-scale, multi-source unstructured</w:t>
+      </w:r>
+      <w:r>
+        <w:rPr>
+          <w:rFonts w:ascii="Calibri" w:hAnsi="Calibri"/>
+          <w:color w:val="222222"/>
+          <w:sz w:val="20"/>
+        </w:rPr>
+        <w:t xml:space="preserve"> </w:t>
+      </w:r>
+      <w:r>
+        <w:rPr>
+          <w:rFonts w:ascii="Calibri" w:hAnsi="Calibri"/>
+          <w:color w:val="222222"/>
+          <w:sz w:val="20"/>
+        </w:rPr>
+        <w:t>data, enabling named entity recognition and topic detection, reducing manual review time by 35%.</w:t>
+      </w:r>
+    </w:p>
+    <w:p>
+      <w:pPr>
+        <w:pStyle w:val="ListParagraph"/>
+        <w:numPr>
+          <w:ilvl w:val="0"/>
+          <w:numId w:val="10"/>
+        </w:numPr>
+        <w:tabs>
+          <w:tab w:val="right" w:pos="9072"/>
+        </w:tabs>
+        <w:spacing w:after="0" w:line="240" w:lineRule="auto"/>
+        <w:rPr>
+          <w:rFonts w:ascii="Calibri" w:hAnsi="Calibri"/>
+          <w:color w:val="222222"/>
+          <w:sz w:val="20"/>
+        </w:rPr>
+      </w:pPr>
+      <w:r>
+        <w:rPr>
+          <w:rFonts w:ascii="Calibri" w:hAnsi="Calibri"/>
+          <w:b/>
+          <w:bCs/>
+          <w:color w:val="222222"/>
+          <w:sz w:val="20"/>
+        </w:rPr>
+        <w:t>Architected a self-correcting RAG agent</w:t>
+      </w:r>
+      <w:r>
+        <w:rPr>
+          <w:rFonts w:ascii="Calibri" w:hAnsi="Calibri"/>
+          <w:color w:val="222222"/>
+          <w:sz w:val="20"/>
+        </w:rPr>
+        <w:t xml:space="preserve"> leveraging the 8B Llama 3.1 LLM, integrating a domain-specific knowledge base with a retrieval pipeline for automated Q&amp;A.</w:t>
+      </w:r>
+    </w:p>
+    <w:p>
+      <w:pPr>
+        <w:pStyle w:val="ListParagraph"/>
+        <w:numPr>
+          <w:ilvl w:val="0"/>
+          <w:numId w:val="10"/>
+        </w:numPr>
+        <w:tabs>
+          <w:tab w:val="right" w:pos="9072"/>
+        </w:tabs>
+        <w:spacing w:after="0" w:line="240" w:lineRule="auto"/>
+        <w:rPr>
+          <w:rFonts w:ascii="Calibri" w:hAnsi="Calibri"/>
+          <w:color w:val="222222"/>
+          <w:sz w:val="20"/>
+        </w:rPr>
+      </w:pPr>
+      <w:r>
+        <w:rPr>
+          <w:rFonts w:ascii="Calibri" w:hAnsi="Calibri"/>
+          <w:color w:val="222222"/>
+          <w:sz w:val="20"/>
+        </w:rPr>
+        <w:t xml:space="preserve">Conducted extensive </w:t>
+      </w:r>
+      <w:r>
+        <w:rPr>
+          <w:rFonts w:ascii="Calibri" w:hAnsi="Calibri"/>
+          <w:b/>
+          <w:bCs/>
+          <w:color w:val="222222"/>
+          <w:sz w:val="20"/>
+        </w:rPr>
+        <w:t>feature engineering and dimensionality reduction</w:t>
+      </w:r>
+      <w:r>
+        <w:rPr>
+          <w:rFonts w:ascii="Calibri" w:hAnsi="Calibri"/>
+          <w:color w:val="222222"/>
+          <w:sz w:val="20"/>
+        </w:rPr>
+        <w:t xml:space="preserve"> (PCA/SVD) on high-dimensional sensor</w:t>
+      </w:r>
+      <w:r>
+        <w:rPr>
+          <w:rFonts w:ascii="Calibri" w:hAnsi="Calibri"/>
+          <w:color w:val="222222"/>
+          <w:sz w:val="20"/>
+        </w:rPr>
+        <w:t xml:space="preserve"> </w:t>
+      </w:r>
+      <w:r>
+        <w:rPr>
+          <w:rFonts w:ascii="Calibri" w:hAnsi="Calibri"/>
+          <w:color w:val="222222"/>
+          <w:sz w:val="20"/>
+        </w:rPr>
+        <w:t xml:space="preserve">datasets, extracting insights that improved model confidence by </w:t>
+      </w:r>
+      <w:r>
+        <w:rPr>
+          <w:rFonts w:ascii="Calibri" w:hAnsi="Calibri"/>
+          <w:b/>
+          <w:bCs/>
+          <w:color w:val="222222"/>
+          <w:sz w:val="20"/>
+        </w:rPr>
+        <w:t>95%</w:t>
+      </w:r>
+      <w:r>
+        <w:rPr>
+          <w:rFonts w:ascii="Calibri" w:hAnsi="Calibri"/>
+          <w:color w:val="222222"/>
+          <w:sz w:val="20"/>
+        </w:rPr>
+        <w:t>.</w:t>
+      </w:r>
+    </w:p>
+    <w:p>
+      <w:pPr>
+        <w:pStyle w:val="ListParagraph"/>
+        <w:numPr>
+          <w:ilvl w:val="0"/>
+          <w:numId w:val="10"/>
+        </w:numPr>
+        <w:tabs>
+          <w:tab w:val="right" w:pos="9072"/>
+        </w:tabs>
+        <w:spacing w:after="0" w:line="240" w:lineRule="auto"/>
+        <w:rPr>
+          <w:rFonts w:ascii="Calibri" w:hAnsi="Calibri"/>
+          <w:color w:val="222222"/>
+          <w:sz w:val="20"/>
+        </w:rPr>
+      </w:pPr>
+      <w:r>
+        <w:rPr>
+          <w:rFonts w:ascii="Calibri" w:hAnsi="Calibri"/>
+          <w:b/>
+          <w:bCs/>
+          <w:color w:val="222222"/>
+          <w:sz w:val="20"/>
+        </w:rPr>
+        <w:t>Led a cross-functional team</w:t>
+      </w:r>
+      <w:r>
+        <w:rPr>
+          <w:rFonts w:ascii="Calibri" w:hAnsi="Calibri"/>
+          <w:color w:val="222222"/>
+          <w:sz w:val="20"/>
+        </w:rPr>
+        <w:t xml:space="preserve"> on a six-month project delivering published analytical outputs reviewed and approved</w:t>
+      </w:r>
+      <w:r>
+        <w:rPr>
+          <w:rFonts w:ascii="Calibri" w:hAnsi="Calibri"/>
+          <w:color w:val="222222"/>
+          <w:sz w:val="20"/>
+        </w:rPr>
+        <w:t xml:space="preserve"> </w:t>
+      </w:r>
+      <w:r>
+        <w:rPr>
+          <w:rFonts w:ascii="Calibri" w:hAnsi="Calibri"/>
+          <w:color w:val="222222"/>
+          <w:sz w:val="20"/>
+        </w:rPr>
+        <w:t>by program leadership as the collaboration standard.</w:t>
+      </w:r>
+    </w:p>
+    <w:p>
+      <w:pPr>
+        <w:pStyle w:val="ListParagraph"/>
+        <w:numPr>
+          <w:ilvl w:val="0"/>
+          <w:numId w:val="10"/>
+        </w:numPr>
+        <w:tabs>
+          <w:tab w:val="right" w:pos="9072"/>
+        </w:tabs>
+        <w:spacing w:after="0" w:line="240" w:lineRule="auto"/>
+        <w:rPr>
+          <w:rFonts w:ascii="Calibri" w:hAnsi="Calibri"/>
+          <w:color w:val="222222"/>
+          <w:sz w:val="20"/>
+        </w:rPr>
+      </w:pPr>
+      <w:r>
+        <w:rPr>
+          <w:rFonts w:ascii="Calibri" w:hAnsi="Calibri"/>
+          <w:b/>
+          <w:bCs/>
+          <w:color w:val="222222"/>
+          <w:sz w:val="20"/>
+        </w:rPr>
+        <w:t>Authored publications</w:t>
+      </w:r>
+      <w:r>
+        <w:rPr>
+          <w:rFonts w:ascii="Calibri" w:hAnsi="Calibri"/>
+          <w:color w:val="222222"/>
+          <w:sz w:val="20"/>
+        </w:rPr>
+        <w:t xml:space="preserve"> establishing the mathematical and computational framework </w:t>
+      </w:r>
+      <w:r>
+        <w:rPr>
+          <w:rFonts w:ascii="Calibri" w:hAnsi="Calibri"/>
+          <w:color w:val="222222"/>
+          <w:sz w:val="20"/>
+        </w:rPr>
+        <w:t xml:space="preserve">for novel analysis </w:t>
+      </w:r>
+      <w:r>
+        <w:rPr>
+          <w:rFonts w:ascii="Calibri" w:hAnsi="Calibri"/>
+          <w:color w:val="222222"/>
+          <w:sz w:val="20"/>
+        </w:rPr>
+        <w:t>adopted across the</w:t>
+      </w:r>
+      <w:r>
+        <w:rPr>
+          <w:rFonts w:ascii="Calibri" w:hAnsi="Calibri"/>
+          <w:color w:val="222222"/>
+          <w:sz w:val="20"/>
+        </w:rPr>
+        <w:t xml:space="preserve"> </w:t>
+      </w:r>
+      <w:r>
+        <w:rPr>
+          <w:rFonts w:ascii="Calibri" w:hAnsi="Calibri"/>
+          <w:color w:val="222222"/>
+          <w:sz w:val="20"/>
+        </w:rPr>
+        <w:t>program.</w:t>
+      </w:r>
+    </w:p>
+    <w:p>
+      <w:pPr>
+        <w:pStyle w:val="ListParagraph"/>
+        <w:numPr>
+          <w:ilvl w:val="0"/>
+          <w:numId w:val="10"/>
+        </w:numPr>
+        <w:tabs>
+          <w:tab w:val="right" w:pos="9072"/>
+        </w:tabs>
+        <w:spacing w:after="0" w:line="240" w:lineRule="auto"/>
+        <w:rPr>
+          <w:rFonts w:ascii="Calibri" w:hAnsi="Calibri"/>
+          <w:color w:val="222222"/>
+          <w:sz w:val="20"/>
+        </w:rPr>
+      </w:pPr>
+      <w:r>
+        <w:rPr>
+          <w:rFonts w:ascii="Calibri" w:hAnsi="Calibri"/>
+          <w:color w:val="222222"/>
+          <w:sz w:val="20"/>
+        </w:rPr>
+        <w:t>Mentored junior researchers in pipeline best practices, statistical methods, and reproducible, version-controlled analytical workflows.</w:t>
       </w:r>
     </w:p>
     <w:p>
@@ -2263,6 +2227,118 @@
       </w:rPr>
     </w:lvl>
   </w:abstractNum>
+  <w:abstractNum w:abstractNumId="9" w15:restartNumberingAfterBreak="0">
+    <w:nsid w:val="4C8956C4"/>
+    <w:multiLevelType w:val="hybridMultilevel"/>
+    <w:tmpl w:val="D94AAF82"/>
+    <w:lvl w:ilvl="0" w:tplc="04090001">
+      <w:start w:val="1"/>
+      <w:numFmt w:val="bullet"/>
+      <w:lvlText w:val=""/>
+      <w:lvlJc w:val="left"/>
+      <w:pPr>
+        <w:ind w:left="720" w:hanging="360"/>
+      </w:pPr>
+      <w:rPr>
+        <w:rFonts w:ascii="Symbol" w:hAnsi="Symbol" w:hint="default"/>
+      </w:rPr>
+    </w:lvl>
+    <w:lvl w:ilvl="1" w:tplc="9FCCD046">
+      <w:numFmt w:val="bullet"/>
+      <w:lvlText w:val="•"/>
+      <w:lvlJc w:val="left"/>
+      <w:pPr>
+        <w:ind w:left="1440" w:hanging="360"/>
+      </w:pPr>
+      <w:rPr>
+        <w:rFonts w:ascii="Calibri" w:eastAsiaTheme="minorEastAsia" w:hAnsi="Calibri" w:cs="Calibri" w:hint="default"/>
+      </w:rPr>
+    </w:lvl>
+    <w:lvl w:ilvl="2" w:tplc="04090005" w:tentative="1">
+      <w:start w:val="1"/>
+      <w:numFmt w:val="bullet"/>
+      <w:lvlText w:val=""/>
+      <w:lvlJc w:val="left"/>
+      <w:pPr>
+        <w:ind w:left="2160" w:hanging="360"/>
+      </w:pPr>
+      <w:rPr>
+        <w:rFonts w:ascii="Wingdings" w:hAnsi="Wingdings" w:hint="default"/>
+      </w:rPr>
+    </w:lvl>
+    <w:lvl w:ilvl="3" w:tplc="04090001" w:tentative="1">
+      <w:start w:val="1"/>
+      <w:numFmt w:val="bullet"/>
+      <w:lvlText w:val=""/>
+      <w:lvlJc w:val="left"/>
+      <w:pPr>
+        <w:ind w:left="2880" w:hanging="360"/>
+      </w:pPr>
+      <w:rPr>
+        <w:rFonts w:ascii="Symbol" w:hAnsi="Symbol" w:hint="default"/>
+      </w:rPr>
+    </w:lvl>
+    <w:lvl w:ilvl="4" w:tplc="04090003" w:tentative="1">
+      <w:start w:val="1"/>
+      <w:numFmt w:val="bullet"/>
+      <w:lvlText w:val="o"/>
+      <w:lvlJc w:val="left"/>
+      <w:pPr>
+        <w:ind w:left="3600" w:hanging="360"/>
+      </w:pPr>
+      <w:rPr>
+        <w:rFonts w:ascii="Courier New" w:hAnsi="Courier New" w:hint="default"/>
+      </w:rPr>
+    </w:lvl>
+    <w:lvl w:ilvl="5" w:tplc="04090005" w:tentative="1">
+      <w:start w:val="1"/>
+      <w:numFmt w:val="bullet"/>
+      <w:lvlText w:val=""/>
+      <w:lvlJc w:val="left"/>
+      <w:pPr>
+        <w:ind w:left="4320" w:hanging="360"/>
+      </w:pPr>
+      <w:rPr>
+        <w:rFonts w:ascii="Wingdings" w:hAnsi="Wingdings" w:hint="default"/>
+      </w:rPr>
+    </w:lvl>
+    <w:lvl w:ilvl="6" w:tplc="04090001" w:tentative="1">
+      <w:start w:val="1"/>
+      <w:numFmt w:val="bullet"/>
+      <w:lvlText w:val=""/>
+      <w:lvlJc w:val="left"/>
+      <w:pPr>
+        <w:ind w:left="5040" w:hanging="360"/>
+      </w:pPr>
+      <w:rPr>
+        <w:rFonts w:ascii="Symbol" w:hAnsi="Symbol" w:hint="default"/>
+      </w:rPr>
+    </w:lvl>
+    <w:lvl w:ilvl="7" w:tplc="04090003" w:tentative="1">
+      <w:start w:val="1"/>
+      <w:numFmt w:val="bullet"/>
+      <w:lvlText w:val="o"/>
+      <w:lvlJc w:val="left"/>
+      <w:pPr>
+        <w:ind w:left="5760" w:hanging="360"/>
+      </w:pPr>
+      <w:rPr>
+        <w:rFonts w:ascii="Courier New" w:hAnsi="Courier New" w:hint="default"/>
+      </w:rPr>
+    </w:lvl>
+    <w:lvl w:ilvl="8" w:tplc="04090005" w:tentative="1">
+      <w:start w:val="1"/>
+      <w:numFmt w:val="bullet"/>
+      <w:lvlText w:val=""/>
+      <w:lvlJc w:val="left"/>
+      <w:pPr>
+        <w:ind w:left="6480" w:hanging="360"/>
+      </w:pPr>
+      <w:rPr>
+        <w:rFonts w:ascii="Wingdings" w:hAnsi="Wingdings" w:hint="default"/>
+      </w:rPr>
+    </w:lvl>
+  </w:abstractNum>
   <w:num w:numId="1" w16cid:durableId="520823757">
     <w:abstractNumId w:val="8"/>
   </w:num>
@@ -2289,6 +2365,9 @@
   </w:num>
   <w:num w:numId="9" w16cid:durableId="626088596">
     <w:abstractNumId w:val="0"/>
+  </w:num>
+  <w:num w:numId="10" w16cid:durableId="102725678">
+    <w:abstractNumId w:val="9"/>
   </w:num>
 </w:numbering>
 </file>
@@ -2896,7 +2975,6 @@
   <w:style w:type="character" w:default="1" w:styleId="DefaultParagraphFont">
     <w:name w:val="Default Paragraph Font"/>
     <w:uiPriority w:val="1"/>
-    <w:semiHidden/>
     <w:unhideWhenUsed/>
   </w:style>
   <w:style w:type="table" w:default="1" w:styleId="TableNormal">
